--- a/Introduccion a la Ingenieria/Kit docente/Clase 10/Solucion Taller Clase 10 - Prototipo de baja fidelidad.docx
+++ b/Introduccion a la Ingenieria/Kit docente/Clase 10/Solucion Taller Clase 10 - Prototipo de baja fidelidad.docx
@@ -164,7 +164,7 @@
           <w:color w:val="4A4A49"/>
           <w:sz w:val="22"/>
         </w:rPr>
-        <w:t>sin catalogar el acervo completo y sin administrar un sistema</w:t>
+        <w:t>sin catalogar todos los libros y sin administrar un sistema</w:t>
       </w:r>
       <w:r>
         <w:rPr>
